--- a/template_memo.docx
+++ b/template_memo.docx
@@ -13,7 +13,7 @@
         </w:pBdr>
         <w:jc w:val="center"/>
         <w:rPr>
-          <w:rFonts w:ascii="TH SarabunPSK" w:eastAsia="Sarabun" w:hAnsi="TH SarabunPSK" w:cs="TH SarabunPSK" w:hint="cs"/>
+          <w:rFonts w:ascii="TH SarabunPSK" w:eastAsia="Sarabun" w:hAnsi="TH SarabunPSK" w:cs="TH SarabunPSK"/>
           <w:b/>
           <w:bCs/>
           <w:color w:val="000000"/>
@@ -564,7 +564,42 @@
           <w:sz w:val="32"/>
           <w:szCs w:val="32"/>
         </w:rPr>
-        <w:t xml:space="preserve">  </w:t>
+        <w:t xml:space="preserve"> </w:t>
+      </w:r>
+      <w:r>
+        <w:rPr>
+          <w:rFonts w:ascii="TH SarabunPSK" w:eastAsia="Sarabun" w:hAnsi="TH SarabunPSK" w:cs="TH SarabunPSK"/>
+          <w:sz w:val="32"/>
+          <w:szCs w:val="32"/>
+          <w:lang w:val="en-US"/>
+        </w:rPr>
+        <w:t>{</w:t>
+      </w:r>
+      <w:r>
+        <w:rPr>
+          <w:rFonts w:ascii="TH SarabunPSK" w:eastAsia="Sarabun" w:hAnsi="TH SarabunPSK" w:cs="TH SarabunPSK"/>
+          <w:sz w:val="32"/>
+          <w:szCs w:val="32"/>
+          <w:lang w:val="en-US"/>
+        </w:rPr>
+        <w:t>province</w:t>
+      </w:r>
+      <w:r>
+        <w:rPr>
+          <w:rFonts w:ascii="TH SarabunPSK" w:eastAsia="Sarabun" w:hAnsi="TH SarabunPSK" w:cs="TH SarabunPSK"/>
+          <w:sz w:val="32"/>
+          <w:szCs w:val="32"/>
+          <w:lang w:val="en-US"/>
+        </w:rPr>
+        <w:t>}</w:t>
+      </w:r>
+      <w:r>
+        <w:rPr>
+          <w:rFonts w:ascii="TH SarabunPSK" w:eastAsia="Sarabun" w:hAnsi="TH SarabunPSK" w:cs="TH SarabunPSK"/>
+          <w:sz w:val="32"/>
+          <w:szCs w:val="32"/>
+        </w:rPr>
+        <w:t xml:space="preserve"> </w:t>
       </w:r>
     </w:p>
     <w:p>
@@ -1789,7 +1824,7 @@
     </w:p>
     <w:tbl>
       <w:tblPr>
-        <w:tblStyle w:val="a5"/>
+        <w:tblStyle w:val="a"/>
         <w:tblW w:w="10785" w:type="dxa"/>
         <w:jc w:val="center"/>
         <w:tblInd w:w="0" w:type="dxa"/>
@@ -1894,6 +1929,7 @@
                 <w:right w:val="nil"/>
                 <w:between w:val="nil"/>
               </w:pBdr>
+              <w:spacing w:before="240"/>
               <w:jc w:val="center"/>
               <w:rPr>
                 <w:rFonts w:ascii="TH SarabunPSK" w:eastAsia="Sarabun" w:hAnsi="TH SarabunPSK" w:cs="TH SarabunPSK"/>
@@ -2073,6 +2109,7 @@
                 <w:right w:val="nil"/>
                 <w:between w:val="nil"/>
               </w:pBdr>
+              <w:spacing w:before="240"/>
               <w:jc w:val="center"/>
               <w:rPr>
                 <w:rFonts w:ascii="TH SarabunPSK" w:eastAsia="Sarabun" w:hAnsi="TH SarabunPSK" w:cs="TH SarabunPSK"/>
@@ -2289,6 +2326,7 @@
           </w:p>
           <w:p>
             <w:pPr>
+              <w:spacing w:before="240"/>
               <w:jc w:val="center"/>
               <w:rPr>
                 <w:rFonts w:ascii="TH SarabunPSK" w:eastAsia="Sarabun" w:hAnsi="TH SarabunPSK" w:cs="TH SarabunPSK"/>
@@ -2320,6 +2358,7 @@
                 <w:sz w:val="32"/>
                 <w:szCs w:val="32"/>
               </w:rPr>
+              <w:lastRenderedPageBreak/>
               <w:t>( นา</w:t>
             </w:r>
             <w:r>
@@ -2398,6 +2437,7 @@
                 <w:sz w:val="32"/>
                 <w:szCs w:val="32"/>
               </w:rPr>
+              <w:lastRenderedPageBreak/>
               <w:t>ความเห็น ผู้อำนวยการโรงเรียนวังน้ำเย็นวิทยาคม</w:t>
             </w:r>
           </w:p>
@@ -2441,6 +2481,42 @@
                 <w:szCs w:val="32"/>
               </w:rPr>
               <w:t xml:space="preserve"> ไม่อนุมัติ เพราะ…………….</w:t>
+            </w:r>
+          </w:p>
+          <w:p>
+            <w:pPr>
+              <w:pBdr>
+                <w:top w:val="nil"/>
+                <w:left w:val="nil"/>
+                <w:bottom w:val="nil"/>
+                <w:right w:val="nil"/>
+                <w:between w:val="nil"/>
+              </w:pBdr>
+              <w:spacing w:before="240"/>
+              <w:jc w:val="center"/>
+              <w:rPr>
+                <w:rFonts w:ascii="TH SarabunPSK" w:eastAsia="Sarabun" w:hAnsi="TH SarabunPSK" w:cs="TH SarabunPSK"/>
+                <w:color w:val="000000"/>
+                <w:sz w:val="32"/>
+                <w:szCs w:val="32"/>
+              </w:rPr>
+            </w:pPr>
+            <w:r>
+              <w:rPr>
+                <w:rFonts w:ascii="TH SarabunPSK" w:eastAsia="Sarabun" w:hAnsi="TH SarabunPSK" w:cs="TH SarabunPSK"/>
+                <w:color w:val="000000"/>
+                <w:sz w:val="32"/>
+                <w:szCs w:val="32"/>
+              </w:rPr>
+              <w:t>ลงชื่อ</w:t>
+            </w:r>
+            <w:r>
+              <w:rPr>
+                <w:rFonts w:ascii="TH SarabunPSK" w:eastAsia="Sarabun" w:hAnsi="TH SarabunPSK" w:cs="TH SarabunPSK"/>
+                <w:sz w:val="32"/>
+                <w:szCs w:val="32"/>
+              </w:rPr>
+              <w:t>…………………………………………...</w:t>
             </w:r>
           </w:p>
           <w:p>
@@ -2467,41 +2543,7 @@
                 <w:sz w:val="32"/>
                 <w:szCs w:val="32"/>
               </w:rPr>
-              <w:t>ลงชื่อ</w:t>
-            </w:r>
-            <w:r>
-              <w:rPr>
-                <w:rFonts w:ascii="TH SarabunPSK" w:eastAsia="Sarabun" w:hAnsi="TH SarabunPSK" w:cs="TH SarabunPSK"/>
-                <w:sz w:val="32"/>
-                <w:szCs w:val="32"/>
-              </w:rPr>
-              <w:t>…………………………………………...</w:t>
-            </w:r>
-          </w:p>
-          <w:p>
-            <w:pPr>
-              <w:pBdr>
-                <w:top w:val="nil"/>
-                <w:left w:val="nil"/>
-                <w:bottom w:val="nil"/>
-                <w:right w:val="nil"/>
-                <w:between w:val="nil"/>
-              </w:pBdr>
-              <w:jc w:val="center"/>
-              <w:rPr>
-                <w:rFonts w:ascii="TH SarabunPSK" w:eastAsia="Sarabun" w:hAnsi="TH SarabunPSK" w:cs="TH SarabunPSK"/>
-                <w:color w:val="000000"/>
-                <w:sz w:val="32"/>
-                <w:szCs w:val="32"/>
-              </w:rPr>
-            </w:pPr>
-            <w:r>
-              <w:rPr>
-                <w:rFonts w:ascii="TH SarabunPSK" w:eastAsia="Sarabun" w:hAnsi="TH SarabunPSK" w:cs="TH SarabunPSK"/>
-                <w:color w:val="000000"/>
-                <w:sz w:val="32"/>
-                <w:szCs w:val="32"/>
-              </w:rPr>
+              <w:lastRenderedPageBreak/>
               <w:t>( นายชัยทัศน์  จ้องสกุลวงษ์ )</w:t>
             </w:r>
           </w:p>
@@ -2590,7 +2632,7 @@
     </w:p>
     <w:tbl>
       <w:tblPr>
-        <w:tblStyle w:val="a6"/>
+        <w:tblStyle w:val="a0"/>
         <w:tblW w:w="9900" w:type="dxa"/>
         <w:tblInd w:w="0" w:type="dxa"/>
         <w:tblBorders>
@@ -2688,6 +2730,42 @@
               </w:rPr>
               <w:t>{location}</w:t>
             </w:r>
+            <w:r>
+              <w:rPr>
+                <w:rFonts w:ascii="TH SarabunPSK" w:hAnsi="TH SarabunPSK" w:cs="TH SarabunPSK"/>
+                <w:sz w:val="32"/>
+                <w:szCs w:val="32"/>
+                <w:lang w:val="en-US"/>
+              </w:rPr>
+              <w:t xml:space="preserve"> </w:t>
+            </w:r>
+            <w:r>
+              <w:rPr>
+                <w:rFonts w:ascii="TH SarabunPSK" w:eastAsia="Sarabun" w:hAnsi="TH SarabunPSK" w:cs="TH SarabunPSK"/>
+                <w:sz w:val="32"/>
+                <w:szCs w:val="32"/>
+                <w:lang w:val="en-US"/>
+              </w:rPr>
+              <w:t>{</w:t>
+            </w:r>
+            <w:r>
+              <w:rPr>
+                <w:rFonts w:ascii="TH SarabunPSK" w:eastAsia="Sarabun" w:hAnsi="TH SarabunPSK" w:cs="TH SarabunPSK"/>
+                <w:sz w:val="32"/>
+                <w:szCs w:val="32"/>
+                <w:lang w:val="en-US"/>
+              </w:rPr>
+              <w:t>province</w:t>
+            </w:r>
+            <w:r>
+              <w:rPr>
+                <w:rFonts w:ascii="TH SarabunPSK" w:eastAsia="Sarabun" w:hAnsi="TH SarabunPSK" w:cs="TH SarabunPSK"/>
+                <w:sz w:val="32"/>
+                <w:szCs w:val="32"/>
+                <w:lang w:val="en-US"/>
+              </w:rPr>
+              <w:t>}</w:t>
+            </w:r>
           </w:p>
           <w:p>
             <w:pPr>
@@ -3030,27 +3108,7 @@
                 <w:szCs w:val="32"/>
                 <w:lang w:val="en-US"/>
               </w:rPr>
-              <w:t>{#</w:t>
-            </w:r>
-            <w:proofErr w:type="gramStart"/>
-            <w:r>
-              <w:rPr>
-                <w:rFonts w:ascii="TH SarabunPSK" w:hAnsi="TH SarabunPSK" w:cs="TH SarabunPSK"/>
-                <w:sz w:val="32"/>
-                <w:szCs w:val="32"/>
-                <w:lang w:val="en-US"/>
-              </w:rPr>
-              <w:t>attendees}{</w:t>
-            </w:r>
-            <w:proofErr w:type="gramEnd"/>
-            <w:r>
-              <w:rPr>
-                <w:rFonts w:ascii="TH SarabunPSK" w:hAnsi="TH SarabunPSK" w:cs="TH SarabunPSK"/>
-                <w:sz w:val="32"/>
-                <w:szCs w:val="32"/>
-                <w:lang w:val="en-US"/>
-              </w:rPr>
-              <w:t>i}</w:t>
+              <w:t>{#attendees}{i}</w:t>
             </w:r>
           </w:p>
         </w:tc>
@@ -3691,14 +3749,14 @@
     <w:lsdException w:name="Unresolved Mention" w:semiHidden="1" w:unhideWhenUsed="1"/>
     <w:lsdException w:name="Smart Link" w:semiHidden="1" w:unhideWhenUsed="1"/>
   </w:latentStyles>
-  <w:style w:type="paragraph" w:default="1" w:styleId="a">
+  <w:style w:type="paragraph" w:default="1" w:styleId="Normal">
     <w:name w:val="Normal"/>
     <w:qFormat/>
   </w:style>
-  <w:style w:type="paragraph" w:styleId="1">
+  <w:style w:type="paragraph" w:styleId="Heading1">
     <w:name w:val="heading 1"/>
-    <w:basedOn w:val="a"/>
-    <w:next w:val="a"/>
+    <w:basedOn w:val="Normal"/>
+    <w:next w:val="Normal"/>
     <w:uiPriority w:val="9"/>
     <w:qFormat/>
     <w:pPr>
@@ -3714,10 +3772,10 @@
       <w:szCs w:val="48"/>
     </w:rPr>
   </w:style>
-  <w:style w:type="paragraph" w:styleId="2">
+  <w:style w:type="paragraph" w:styleId="Heading2">
     <w:name w:val="heading 2"/>
-    <w:basedOn w:val="a"/>
-    <w:next w:val="a"/>
+    <w:basedOn w:val="Normal"/>
+    <w:next w:val="Normal"/>
     <w:uiPriority w:val="9"/>
     <w:semiHidden/>
     <w:unhideWhenUsed/>
@@ -3735,10 +3793,10 @@
       <w:szCs w:val="36"/>
     </w:rPr>
   </w:style>
-  <w:style w:type="paragraph" w:styleId="3">
+  <w:style w:type="paragraph" w:styleId="Heading3">
     <w:name w:val="heading 3"/>
-    <w:basedOn w:val="a"/>
-    <w:next w:val="a"/>
+    <w:basedOn w:val="Normal"/>
+    <w:next w:val="Normal"/>
     <w:uiPriority w:val="9"/>
     <w:semiHidden/>
     <w:unhideWhenUsed/>
@@ -3756,10 +3814,10 @@
       <w:szCs w:val="28"/>
     </w:rPr>
   </w:style>
-  <w:style w:type="paragraph" w:styleId="4">
+  <w:style w:type="paragraph" w:styleId="Heading4">
     <w:name w:val="heading 4"/>
-    <w:basedOn w:val="a"/>
-    <w:next w:val="a"/>
+    <w:basedOn w:val="Normal"/>
+    <w:next w:val="Normal"/>
     <w:uiPriority w:val="9"/>
     <w:semiHidden/>
     <w:unhideWhenUsed/>
@@ -3775,10 +3833,10 @@
       <w:bCs/>
     </w:rPr>
   </w:style>
-  <w:style w:type="paragraph" w:styleId="5">
+  <w:style w:type="paragraph" w:styleId="Heading5">
     <w:name w:val="heading 5"/>
-    <w:basedOn w:val="a"/>
-    <w:next w:val="a"/>
+    <w:basedOn w:val="Normal"/>
+    <w:next w:val="Normal"/>
     <w:uiPriority w:val="9"/>
     <w:semiHidden/>
     <w:unhideWhenUsed/>
@@ -3796,10 +3854,10 @@
       <w:szCs w:val="22"/>
     </w:rPr>
   </w:style>
-  <w:style w:type="paragraph" w:styleId="6">
+  <w:style w:type="paragraph" w:styleId="Heading6">
     <w:name w:val="heading 6"/>
-    <w:basedOn w:val="a"/>
-    <w:next w:val="a"/>
+    <w:basedOn w:val="Normal"/>
+    <w:next w:val="Normal"/>
     <w:uiPriority w:val="9"/>
     <w:semiHidden/>
     <w:unhideWhenUsed/>
@@ -3817,13 +3875,13 @@
       <w:szCs w:val="20"/>
     </w:rPr>
   </w:style>
-  <w:style w:type="character" w:default="1" w:styleId="a0">
+  <w:style w:type="character" w:default="1" w:styleId="DefaultParagraphFont">
     <w:name w:val="Default Paragraph Font"/>
     <w:uiPriority w:val="1"/>
     <w:semiHidden/>
     <w:unhideWhenUsed/>
   </w:style>
-  <w:style w:type="table" w:default="1" w:styleId="a1">
+  <w:style w:type="table" w:default="1" w:styleId="TableNormal">
     <w:name w:val="Normal Table"/>
     <w:uiPriority w:val="99"/>
     <w:semiHidden/>
@@ -3838,13 +3896,13 @@
       </w:tblCellMar>
     </w:tblPr>
   </w:style>
-  <w:style w:type="numbering" w:default="1" w:styleId="a2">
+  <w:style w:type="numbering" w:default="1" w:styleId="NoList">
     <w:name w:val="No List"/>
     <w:uiPriority w:val="99"/>
     <w:semiHidden/>
     <w:unhideWhenUsed/>
   </w:style>
-  <w:style w:type="table" w:customStyle="1" w:styleId="TableNormal">
+  <w:style w:type="table" w:customStyle="1" w:styleId="TableNormal0">
     <w:name w:val="TableNormal"/>
     <w:tblPr>
       <w:tblCellMar>
@@ -3855,10 +3913,10 @@
       </w:tblCellMar>
     </w:tblPr>
   </w:style>
-  <w:style w:type="paragraph" w:styleId="a3">
+  <w:style w:type="paragraph" w:styleId="Title">
     <w:name w:val="Title"/>
-    <w:basedOn w:val="a"/>
-    <w:next w:val="a"/>
+    <w:basedOn w:val="Normal"/>
+    <w:next w:val="Normal"/>
     <w:uiPriority w:val="10"/>
     <w:qFormat/>
     <w:pPr>
@@ -3873,10 +3931,10 @@
       <w:szCs w:val="72"/>
     </w:rPr>
   </w:style>
-  <w:style w:type="paragraph" w:styleId="a4">
+  <w:style w:type="paragraph" w:styleId="Subtitle">
     <w:name w:val="Subtitle"/>
-    <w:basedOn w:val="a"/>
-    <w:next w:val="a"/>
+    <w:basedOn w:val="Normal"/>
+    <w:next w:val="Normal"/>
     <w:uiPriority w:val="11"/>
     <w:qFormat/>
     <w:pPr>
@@ -3893,8 +3951,8 @@
       <w:szCs w:val="48"/>
     </w:rPr>
   </w:style>
-  <w:style w:type="table" w:customStyle="1" w:styleId="a5">
-    <w:basedOn w:val="TableNormal"/>
+  <w:style w:type="table" w:customStyle="1" w:styleId="a">
+    <w:basedOn w:val="TableNormal0"/>
     <w:rPr>
       <w:sz w:val="20"/>
       <w:szCs w:val="20"/>
@@ -3910,17 +3968,17 @@
       </w:tblCellMar>
     </w:tblPr>
   </w:style>
-  <w:style w:type="table" w:customStyle="1" w:styleId="a6">
-    <w:basedOn w:val="TableNormal"/>
+  <w:style w:type="table" w:customStyle="1" w:styleId="a0">
+    <w:basedOn w:val="TableNormal0"/>
     <w:tblPr>
       <w:tblStyleRowBandSize w:val="1"/>
       <w:tblStyleColBandSize w:val="1"/>
     </w:tblPr>
   </w:style>
-  <w:style w:type="paragraph" w:styleId="a7">
+  <w:style w:type="paragraph" w:styleId="Header">
     <w:name w:val="header"/>
-    <w:basedOn w:val="a"/>
-    <w:link w:val="a8"/>
+    <w:basedOn w:val="Normal"/>
+    <w:link w:val="HeaderChar"/>
     <w:uiPriority w:val="99"/>
     <w:unhideWhenUsed/>
     <w:rsid w:val="00BB114A"/>
@@ -3935,10 +3993,10 @@
       <w:szCs w:val="30"/>
     </w:rPr>
   </w:style>
-  <w:style w:type="character" w:customStyle="1" w:styleId="a8">
-    <w:name w:val="หัวกระดาษ อักขระ"/>
-    <w:basedOn w:val="a0"/>
-    <w:link w:val="a7"/>
+  <w:style w:type="character" w:customStyle="1" w:styleId="HeaderChar">
+    <w:name w:val="Header Char"/>
+    <w:basedOn w:val="DefaultParagraphFont"/>
+    <w:link w:val="Header"/>
     <w:uiPriority w:val="99"/>
     <w:rsid w:val="00BB114A"/>
     <w:rPr>
@@ -3946,10 +4004,10 @@
       <w:szCs w:val="30"/>
     </w:rPr>
   </w:style>
-  <w:style w:type="paragraph" w:styleId="a9">
+  <w:style w:type="paragraph" w:styleId="Footer">
     <w:name w:val="footer"/>
-    <w:basedOn w:val="a"/>
-    <w:link w:val="aa"/>
+    <w:basedOn w:val="Normal"/>
+    <w:link w:val="FooterChar"/>
     <w:uiPriority w:val="99"/>
     <w:unhideWhenUsed/>
     <w:rsid w:val="00BB114A"/>
@@ -3964,10 +4022,10 @@
       <w:szCs w:val="30"/>
     </w:rPr>
   </w:style>
-  <w:style w:type="character" w:customStyle="1" w:styleId="aa">
-    <w:name w:val="ท้ายกระดาษ อักขระ"/>
-    <w:basedOn w:val="a0"/>
-    <w:link w:val="a9"/>
+  <w:style w:type="character" w:customStyle="1" w:styleId="FooterChar">
+    <w:name w:val="Footer Char"/>
+    <w:basedOn w:val="DefaultParagraphFont"/>
+    <w:link w:val="Footer"/>
     <w:uiPriority w:val="99"/>
     <w:rsid w:val="00BB114A"/>
     <w:rPr>
